--- a/cs10/python/s10_boolean.docx
+++ b/cs10/python/s10_boolean.docx
@@ -53,12 +53,12 @@
       <w:r>
         <w:t xml:space="preserve">: </w:t>
       </w:r>
-      <w:hyperlink r:id="rId6" w:anchor="cs_new/sp2/bool">
+      <w:hyperlink r:id="rId6" w:anchor="cs/cs10/sp/bool">
         <w:r>
           <w:rPr>
             <w:rStyle w:val="Hyperlink"/>
           </w:rPr>
-          <w:t>dmaccarthy.github.io/sci/#cs_new/sp2/bool</w:t>
+          <w:t>dmaccarthy.github.io/sci/#cs/cs10/sp/bool</w:t>
         </w:r>
       </w:hyperlink>
     </w:p>
@@ -119,7 +119,6 @@
         <w:tc>
           <w:tcPr>
             <w:tcW w:w="4230" w:type="dxa"/>
-            <w:shd w:val="clear" w:color="auto" w:fill="auto"/>
             <w:tcMar>
               <w:top w:w="28" w:type="dxa"/>
               <w:left w:w="28" w:type="dxa"/>
@@ -147,7 +146,6 @@
         <w:tc>
           <w:tcPr>
             <w:tcW w:w="2220" w:type="dxa"/>
-            <w:shd w:val="clear" w:color="auto" w:fill="auto"/>
             <w:tcMar>
               <w:top w:w="28" w:type="dxa"/>
               <w:left w:w="28" w:type="dxa"/>
@@ -180,7 +178,6 @@
         <w:tc>
           <w:tcPr>
             <w:tcW w:w="4230" w:type="dxa"/>
-            <w:shd w:val="clear" w:color="auto" w:fill="auto"/>
             <w:tcMar>
               <w:top w:w="28" w:type="dxa"/>
               <w:left w:w="28" w:type="dxa"/>
@@ -208,7 +205,6 @@
         <w:tc>
           <w:tcPr>
             <w:tcW w:w="2220" w:type="dxa"/>
-            <w:shd w:val="clear" w:color="auto" w:fill="auto"/>
             <w:tcMar>
               <w:top w:w="28" w:type="dxa"/>
               <w:left w:w="28" w:type="dxa"/>
@@ -235,7 +231,6 @@
         <w:tc>
           <w:tcPr>
             <w:tcW w:w="4230" w:type="dxa"/>
-            <w:shd w:val="clear" w:color="auto" w:fill="auto"/>
             <w:tcMar>
               <w:top w:w="28" w:type="dxa"/>
               <w:left w:w="28" w:type="dxa"/>
@@ -263,7 +258,6 @@
         <w:tc>
           <w:tcPr>
             <w:tcW w:w="2220" w:type="dxa"/>
-            <w:shd w:val="clear" w:color="auto" w:fill="auto"/>
             <w:tcMar>
               <w:top w:w="28" w:type="dxa"/>
               <w:left w:w="28" w:type="dxa"/>
@@ -290,7 +284,6 @@
         <w:tc>
           <w:tcPr>
             <w:tcW w:w="4230" w:type="dxa"/>
-            <w:shd w:val="clear" w:color="auto" w:fill="auto"/>
             <w:tcMar>
               <w:top w:w="28" w:type="dxa"/>
               <w:left w:w="28" w:type="dxa"/>
@@ -318,7 +311,6 @@
         <w:tc>
           <w:tcPr>
             <w:tcW w:w="2220" w:type="dxa"/>
-            <w:shd w:val="clear" w:color="auto" w:fill="auto"/>
             <w:tcMar>
               <w:top w:w="28" w:type="dxa"/>
               <w:left w:w="28" w:type="dxa"/>
@@ -345,7 +337,6 @@
         <w:tc>
           <w:tcPr>
             <w:tcW w:w="4230" w:type="dxa"/>
-            <w:shd w:val="clear" w:color="auto" w:fill="auto"/>
             <w:tcMar>
               <w:top w:w="28" w:type="dxa"/>
               <w:left w:w="28" w:type="dxa"/>
@@ -373,7 +364,6 @@
         <w:tc>
           <w:tcPr>
             <w:tcW w:w="2220" w:type="dxa"/>
-            <w:shd w:val="clear" w:color="auto" w:fill="auto"/>
             <w:tcMar>
               <w:top w:w="28" w:type="dxa"/>
               <w:left w:w="28" w:type="dxa"/>
@@ -400,7 +390,6 @@
         <w:tc>
           <w:tcPr>
             <w:tcW w:w="4230" w:type="dxa"/>
-            <w:shd w:val="clear" w:color="auto" w:fill="auto"/>
             <w:tcMar>
               <w:top w:w="28" w:type="dxa"/>
               <w:left w:w="28" w:type="dxa"/>
@@ -428,7 +417,6 @@
         <w:tc>
           <w:tcPr>
             <w:tcW w:w="2220" w:type="dxa"/>
-            <w:shd w:val="clear" w:color="auto" w:fill="auto"/>
             <w:tcMar>
               <w:top w:w="28" w:type="dxa"/>
               <w:left w:w="28" w:type="dxa"/>
@@ -455,7 +443,6 @@
         <w:tc>
           <w:tcPr>
             <w:tcW w:w="4230" w:type="dxa"/>
-            <w:shd w:val="clear" w:color="auto" w:fill="auto"/>
             <w:tcMar>
               <w:top w:w="28" w:type="dxa"/>
               <w:left w:w="28" w:type="dxa"/>
@@ -483,7 +470,6 @@
         <w:tc>
           <w:tcPr>
             <w:tcW w:w="2220" w:type="dxa"/>
-            <w:shd w:val="clear" w:color="auto" w:fill="auto"/>
             <w:tcMar>
               <w:top w:w="28" w:type="dxa"/>
               <w:left w:w="28" w:type="dxa"/>
@@ -579,7 +565,6 @@
         <w:tc>
           <w:tcPr>
             <w:tcW w:w="4230" w:type="dxa"/>
-            <w:shd w:val="clear" w:color="auto" w:fill="auto"/>
             <w:tcMar>
               <w:top w:w="28" w:type="dxa"/>
               <w:left w:w="28" w:type="dxa"/>
@@ -607,7 +592,6 @@
         <w:tc>
           <w:tcPr>
             <w:tcW w:w="2220" w:type="dxa"/>
-            <w:shd w:val="clear" w:color="auto" w:fill="auto"/>
             <w:tcMar>
               <w:top w:w="28" w:type="dxa"/>
               <w:left w:w="28" w:type="dxa"/>
@@ -640,7 +624,6 @@
         <w:tc>
           <w:tcPr>
             <w:tcW w:w="4230" w:type="dxa"/>
-            <w:shd w:val="clear" w:color="auto" w:fill="auto"/>
             <w:tcMar>
               <w:top w:w="28" w:type="dxa"/>
               <w:left w:w="28" w:type="dxa"/>
@@ -668,7 +651,6 @@
         <w:tc>
           <w:tcPr>
             <w:tcW w:w="2220" w:type="dxa"/>
-            <w:shd w:val="clear" w:color="auto" w:fill="auto"/>
             <w:tcMar>
               <w:top w:w="28" w:type="dxa"/>
               <w:left w:w="28" w:type="dxa"/>
@@ -695,7 +677,6 @@
         <w:tc>
           <w:tcPr>
             <w:tcW w:w="4230" w:type="dxa"/>
-            <w:shd w:val="clear" w:color="auto" w:fill="auto"/>
             <w:tcMar>
               <w:top w:w="28" w:type="dxa"/>
               <w:left w:w="28" w:type="dxa"/>
@@ -723,7 +704,6 @@
         <w:tc>
           <w:tcPr>
             <w:tcW w:w="2220" w:type="dxa"/>
-            <w:shd w:val="clear" w:color="auto" w:fill="auto"/>
             <w:tcMar>
               <w:top w:w="28" w:type="dxa"/>
               <w:left w:w="28" w:type="dxa"/>
@@ -750,7 +730,6 @@
         <w:tc>
           <w:tcPr>
             <w:tcW w:w="4230" w:type="dxa"/>
-            <w:shd w:val="clear" w:color="auto" w:fill="auto"/>
             <w:tcMar>
               <w:top w:w="28" w:type="dxa"/>
               <w:left w:w="28" w:type="dxa"/>
@@ -768,7 +747,6 @@
         <w:tc>
           <w:tcPr>
             <w:tcW w:w="2220" w:type="dxa"/>
-            <w:shd w:val="clear" w:color="auto" w:fill="auto"/>
             <w:tcMar>
               <w:top w:w="28" w:type="dxa"/>
               <w:left w:w="28" w:type="dxa"/>
@@ -787,7 +765,6 @@
         <w:tc>
           <w:tcPr>
             <w:tcW w:w="4230" w:type="dxa"/>
-            <w:shd w:val="clear" w:color="auto" w:fill="auto"/>
             <w:tcMar>
               <w:top w:w="28" w:type="dxa"/>
               <w:left w:w="28" w:type="dxa"/>
@@ -805,7 +782,6 @@
         <w:tc>
           <w:tcPr>
             <w:tcW w:w="2220" w:type="dxa"/>
-            <w:shd w:val="clear" w:color="auto" w:fill="auto"/>
             <w:tcMar>
               <w:top w:w="28" w:type="dxa"/>
               <w:left w:w="28" w:type="dxa"/>
@@ -824,7 +800,6 @@
         <w:tc>
           <w:tcPr>
             <w:tcW w:w="4230" w:type="dxa"/>
-            <w:shd w:val="clear" w:color="auto" w:fill="auto"/>
             <w:tcMar>
               <w:top w:w="28" w:type="dxa"/>
               <w:left w:w="28" w:type="dxa"/>
@@ -842,7 +817,6 @@
         <w:tc>
           <w:tcPr>
             <w:tcW w:w="2220" w:type="dxa"/>
-            <w:shd w:val="clear" w:color="auto" w:fill="auto"/>
             <w:tcMar>
               <w:top w:w="28" w:type="dxa"/>
               <w:left w:w="28" w:type="dxa"/>
@@ -861,7 +835,6 @@
         <w:tc>
           <w:tcPr>
             <w:tcW w:w="4230" w:type="dxa"/>
-            <w:shd w:val="clear" w:color="auto" w:fill="auto"/>
             <w:tcMar>
               <w:top w:w="28" w:type="dxa"/>
               <w:left w:w="28" w:type="dxa"/>
@@ -879,7 +852,6 @@
         <w:tc>
           <w:tcPr>
             <w:tcW w:w="2220" w:type="dxa"/>
-            <w:shd w:val="clear" w:color="auto" w:fill="auto"/>
             <w:tcMar>
               <w:top w:w="28" w:type="dxa"/>
               <w:left w:w="28" w:type="dxa"/>
@@ -933,7 +905,6 @@
         <w:tc>
           <w:tcPr>
             <w:tcW w:w="1695" w:type="dxa"/>
-            <w:shd w:val="clear" w:color="auto" w:fill="auto"/>
             <w:tcMar>
               <w:top w:w="28" w:type="dxa"/>
               <w:left w:w="28" w:type="dxa"/>
@@ -961,7 +932,6 @@
         <w:tc>
           <w:tcPr>
             <w:tcW w:w="1695" w:type="dxa"/>
-            <w:shd w:val="clear" w:color="auto" w:fill="auto"/>
             <w:tcMar>
               <w:top w:w="28" w:type="dxa"/>
               <w:left w:w="28" w:type="dxa"/>
@@ -989,7 +959,6 @@
         <w:tc>
           <w:tcPr>
             <w:tcW w:w="1695" w:type="dxa"/>
-            <w:shd w:val="clear" w:color="auto" w:fill="auto"/>
             <w:tcMar>
               <w:top w:w="28" w:type="dxa"/>
               <w:left w:w="28" w:type="dxa"/>
@@ -1017,7 +986,6 @@
         <w:tc>
           <w:tcPr>
             <w:tcW w:w="3300" w:type="dxa"/>
-            <w:shd w:val="clear" w:color="auto" w:fill="auto"/>
             <w:tcMar>
               <w:top w:w="28" w:type="dxa"/>
               <w:left w:w="28" w:type="dxa"/>
@@ -1050,7 +1018,6 @@
         <w:tc>
           <w:tcPr>
             <w:tcW w:w="1695" w:type="dxa"/>
-            <w:shd w:val="clear" w:color="auto" w:fill="auto"/>
             <w:tcMar>
               <w:top w:w="28" w:type="dxa"/>
               <w:left w:w="28" w:type="dxa"/>
@@ -1078,7 +1045,6 @@
         <w:tc>
           <w:tcPr>
             <w:tcW w:w="1695" w:type="dxa"/>
-            <w:shd w:val="clear" w:color="auto" w:fill="auto"/>
             <w:tcMar>
               <w:top w:w="28" w:type="dxa"/>
               <w:left w:w="28" w:type="dxa"/>
@@ -1106,7 +1072,6 @@
         <w:tc>
           <w:tcPr>
             <w:tcW w:w="1695" w:type="dxa"/>
-            <w:shd w:val="clear" w:color="auto" w:fill="auto"/>
             <w:tcMar>
               <w:top w:w="28" w:type="dxa"/>
               <w:left w:w="28" w:type="dxa"/>
@@ -1134,7 +1099,6 @@
         <w:tc>
           <w:tcPr>
             <w:tcW w:w="3300" w:type="dxa"/>
-            <w:shd w:val="clear" w:color="auto" w:fill="auto"/>
             <w:tcMar>
               <w:top w:w="28" w:type="dxa"/>
               <w:left w:w="28" w:type="dxa"/>
@@ -1167,7 +1131,6 @@
         <w:tc>
           <w:tcPr>
             <w:tcW w:w="1695" w:type="dxa"/>
-            <w:shd w:val="clear" w:color="auto" w:fill="auto"/>
             <w:tcMar>
               <w:top w:w="28" w:type="dxa"/>
               <w:left w:w="28" w:type="dxa"/>
@@ -1195,7 +1158,6 @@
         <w:tc>
           <w:tcPr>
             <w:tcW w:w="1695" w:type="dxa"/>
-            <w:shd w:val="clear" w:color="auto" w:fill="auto"/>
             <w:tcMar>
               <w:top w:w="28" w:type="dxa"/>
               <w:left w:w="28" w:type="dxa"/>
@@ -1223,7 +1185,6 @@
         <w:tc>
           <w:tcPr>
             <w:tcW w:w="1695" w:type="dxa"/>
-            <w:shd w:val="clear" w:color="auto" w:fill="auto"/>
             <w:tcMar>
               <w:top w:w="28" w:type="dxa"/>
               <w:left w:w="28" w:type="dxa"/>
@@ -1251,7 +1212,6 @@
         <w:tc>
           <w:tcPr>
             <w:tcW w:w="3300" w:type="dxa"/>
-            <w:shd w:val="clear" w:color="auto" w:fill="auto"/>
             <w:tcMar>
               <w:top w:w="28" w:type="dxa"/>
               <w:left w:w="28" w:type="dxa"/>
@@ -1278,7 +1238,6 @@
         <w:tc>
           <w:tcPr>
             <w:tcW w:w="1695" w:type="dxa"/>
-            <w:shd w:val="clear" w:color="auto" w:fill="auto"/>
             <w:tcMar>
               <w:top w:w="28" w:type="dxa"/>
               <w:left w:w="28" w:type="dxa"/>
@@ -1306,7 +1265,6 @@
         <w:tc>
           <w:tcPr>
             <w:tcW w:w="1695" w:type="dxa"/>
-            <w:shd w:val="clear" w:color="auto" w:fill="auto"/>
             <w:tcMar>
               <w:top w:w="28" w:type="dxa"/>
               <w:left w:w="28" w:type="dxa"/>
@@ -1334,7 +1292,6 @@
         <w:tc>
           <w:tcPr>
             <w:tcW w:w="1695" w:type="dxa"/>
-            <w:shd w:val="clear" w:color="auto" w:fill="auto"/>
             <w:tcMar>
               <w:top w:w="28" w:type="dxa"/>
               <w:left w:w="28" w:type="dxa"/>
@@ -1362,7 +1319,6 @@
         <w:tc>
           <w:tcPr>
             <w:tcW w:w="3300" w:type="dxa"/>
-            <w:shd w:val="clear" w:color="auto" w:fill="auto"/>
             <w:tcMar>
               <w:top w:w="28" w:type="dxa"/>
               <w:left w:w="28" w:type="dxa"/>
@@ -1389,7 +1345,6 @@
         <w:tc>
           <w:tcPr>
             <w:tcW w:w="1695" w:type="dxa"/>
-            <w:shd w:val="clear" w:color="auto" w:fill="auto"/>
             <w:tcMar>
               <w:top w:w="28" w:type="dxa"/>
               <w:left w:w="28" w:type="dxa"/>
@@ -1417,7 +1372,6 @@
         <w:tc>
           <w:tcPr>
             <w:tcW w:w="1695" w:type="dxa"/>
-            <w:shd w:val="clear" w:color="auto" w:fill="auto"/>
             <w:tcMar>
               <w:top w:w="28" w:type="dxa"/>
               <w:left w:w="28" w:type="dxa"/>
@@ -1445,7 +1399,6 @@
         <w:tc>
           <w:tcPr>
             <w:tcW w:w="1695" w:type="dxa"/>
-            <w:shd w:val="clear" w:color="auto" w:fill="auto"/>
             <w:tcMar>
               <w:top w:w="28" w:type="dxa"/>
               <w:left w:w="28" w:type="dxa"/>
@@ -1473,7 +1426,6 @@
         <w:tc>
           <w:tcPr>
             <w:tcW w:w="3300" w:type="dxa"/>
-            <w:shd w:val="clear" w:color="auto" w:fill="auto"/>
             <w:tcMar>
               <w:top w:w="28" w:type="dxa"/>
               <w:left w:w="28" w:type="dxa"/>
@@ -1500,7 +1452,6 @@
         <w:tc>
           <w:tcPr>
             <w:tcW w:w="1695" w:type="dxa"/>
-            <w:shd w:val="clear" w:color="auto" w:fill="auto"/>
             <w:tcMar>
               <w:top w:w="28" w:type="dxa"/>
               <w:left w:w="28" w:type="dxa"/>
@@ -1528,7 +1479,6 @@
         <w:tc>
           <w:tcPr>
             <w:tcW w:w="1695" w:type="dxa"/>
-            <w:shd w:val="clear" w:color="auto" w:fill="auto"/>
             <w:tcMar>
               <w:top w:w="28" w:type="dxa"/>
               <w:left w:w="28" w:type="dxa"/>
@@ -1556,7 +1506,6 @@
         <w:tc>
           <w:tcPr>
             <w:tcW w:w="1695" w:type="dxa"/>
-            <w:shd w:val="clear" w:color="auto" w:fill="auto"/>
             <w:tcMar>
               <w:top w:w="28" w:type="dxa"/>
               <w:left w:w="28" w:type="dxa"/>
@@ -1584,7 +1533,6 @@
         <w:tc>
           <w:tcPr>
             <w:tcW w:w="3300" w:type="dxa"/>
-            <w:shd w:val="clear" w:color="auto" w:fill="auto"/>
             <w:tcMar>
               <w:top w:w="28" w:type="dxa"/>
               <w:left w:w="28" w:type="dxa"/>
@@ -1611,7 +1559,6 @@
         <w:tc>
           <w:tcPr>
             <w:tcW w:w="1695" w:type="dxa"/>
-            <w:shd w:val="clear" w:color="auto" w:fill="auto"/>
             <w:tcMar>
               <w:top w:w="28" w:type="dxa"/>
               <w:left w:w="28" w:type="dxa"/>
@@ -1639,7 +1586,6 @@
         <w:tc>
           <w:tcPr>
             <w:tcW w:w="1695" w:type="dxa"/>
-            <w:shd w:val="clear" w:color="auto" w:fill="auto"/>
             <w:tcMar>
               <w:top w:w="28" w:type="dxa"/>
               <w:left w:w="28" w:type="dxa"/>
@@ -1667,7 +1613,6 @@
         <w:tc>
           <w:tcPr>
             <w:tcW w:w="1695" w:type="dxa"/>
-            <w:shd w:val="clear" w:color="auto" w:fill="auto"/>
             <w:tcMar>
               <w:top w:w="28" w:type="dxa"/>
               <w:left w:w="28" w:type="dxa"/>
@@ -1695,7 +1640,6 @@
         <w:tc>
           <w:tcPr>
             <w:tcW w:w="3300" w:type="dxa"/>
-            <w:shd w:val="clear" w:color="auto" w:fill="auto"/>
             <w:tcMar>
               <w:top w:w="28" w:type="dxa"/>
               <w:left w:w="28" w:type="dxa"/>
@@ -1722,7 +1666,6 @@
         <w:tc>
           <w:tcPr>
             <w:tcW w:w="1695" w:type="dxa"/>
-            <w:shd w:val="clear" w:color="auto" w:fill="auto"/>
             <w:tcMar>
               <w:top w:w="28" w:type="dxa"/>
               <w:left w:w="28" w:type="dxa"/>
@@ -1750,7 +1693,6 @@
         <w:tc>
           <w:tcPr>
             <w:tcW w:w="1695" w:type="dxa"/>
-            <w:shd w:val="clear" w:color="auto" w:fill="auto"/>
             <w:tcMar>
               <w:top w:w="28" w:type="dxa"/>
               <w:left w:w="28" w:type="dxa"/>
@@ -1778,7 +1720,6 @@
         <w:tc>
           <w:tcPr>
             <w:tcW w:w="1695" w:type="dxa"/>
-            <w:shd w:val="clear" w:color="auto" w:fill="auto"/>
             <w:tcMar>
               <w:top w:w="28" w:type="dxa"/>
               <w:left w:w="28" w:type="dxa"/>
@@ -1806,7 +1747,6 @@
         <w:tc>
           <w:tcPr>
             <w:tcW w:w="3300" w:type="dxa"/>
-            <w:shd w:val="clear" w:color="auto" w:fill="auto"/>
             <w:tcMar>
               <w:top w:w="28" w:type="dxa"/>
               <w:left w:w="28" w:type="dxa"/>
@@ -1833,7 +1773,6 @@
         <w:tc>
           <w:tcPr>
             <w:tcW w:w="1695" w:type="dxa"/>
-            <w:shd w:val="clear" w:color="auto" w:fill="auto"/>
             <w:tcMar>
               <w:top w:w="28" w:type="dxa"/>
               <w:left w:w="28" w:type="dxa"/>
@@ -1861,7 +1800,6 @@
         <w:tc>
           <w:tcPr>
             <w:tcW w:w="1695" w:type="dxa"/>
-            <w:shd w:val="clear" w:color="auto" w:fill="auto"/>
             <w:tcMar>
               <w:top w:w="28" w:type="dxa"/>
               <w:left w:w="28" w:type="dxa"/>
@@ -1889,7 +1827,6 @@
         <w:tc>
           <w:tcPr>
             <w:tcW w:w="1695" w:type="dxa"/>
-            <w:shd w:val="clear" w:color="auto" w:fill="auto"/>
             <w:tcMar>
               <w:top w:w="28" w:type="dxa"/>
               <w:left w:w="28" w:type="dxa"/>
@@ -1917,7 +1854,6 @@
         <w:tc>
           <w:tcPr>
             <w:tcW w:w="3300" w:type="dxa"/>
-            <w:shd w:val="clear" w:color="auto" w:fill="auto"/>
             <w:tcMar>
               <w:top w:w="28" w:type="dxa"/>
               <w:left w:w="28" w:type="dxa"/>
@@ -1969,12 +1905,21 @@
           <w:b/>
         </w:rPr>
       </w:pPr>
+      <w:proofErr w:type="gramStart"/>
       <w:r>
         <w:rPr>
           <w:rFonts w:ascii="Courier New" w:hAnsi="Courier New" w:cs="Courier New"/>
           <w:b/>
         </w:rPr>
-        <w:t>print(True or False)</w:t>
+        <w:t>print(</w:t>
+      </w:r>
+      <w:proofErr w:type="gramEnd"/>
+      <w:r>
+        <w:rPr>
+          <w:rFonts w:ascii="Courier New" w:hAnsi="Courier New" w:cs="Courier New"/>
+          <w:b/>
+        </w:rPr>
+        <w:t>True or False)</w:t>
       </w:r>
     </w:p>
     <w:p>
@@ -2741,6 +2686,7 @@
   <w:style w:type="character" w:default="1" w:styleId="DefaultParagraphFont">
     <w:name w:val="Default Paragraph Font"/>
     <w:uiPriority w:val="1"/>
+    <w:semiHidden/>
     <w:unhideWhenUsed/>
   </w:style>
   <w:style w:type="table" w:default="1" w:styleId="TableNormal">
